--- a/docs/guides/Quantum_Management_MCP_Agent_Guide.docx
+++ b/docs/guides/Quantum_Management_MCP_Agent_Guide.docx
@@ -7,12 +7,50 @@
         <w:pStyle w:val="Heading1"/>
       </w:pPr>
       <w:r>
-        <w:t>Quantum Management MCP Agent Guide</w:t>
+        <w:t>Management Agents (MCP Gateway and Direct)</w:t>
       </w:r>
     </w:p>
     <w:p>
       <w:r>
-        <w:t>This guide details the **Quantum Management MCP Agent** workflow, designed to interact with the Check Point Management API using AI and the Model Context Protocol (MCP).</w:t>
+        <w:t>The Management agents read your security policy on the Management Server: objects, access and NAT</w:t>
+      </w:r>
+    </w:p>
+    <w:p>
+      <w:r>
+        <w:t>rules, layers, gateways, clusters, and VPN communities. They work with a Security Management Server, a</w:t>
+      </w:r>
+    </w:p>
+    <w:p>
+      <w:r>
+        <w:t>Multi-Domain Server, or Smart-1 Cloud, through the Management API.</w:t>
+      </w:r>
+    </w:p>
+    <w:p>
+      <w:r>
+        <w:t xml:space="preserve">Two agents ship in n8n, Flowise, and Langflow: </w:t>
+      </w:r>
+      <w:r>
+        <w:rPr>
+          <w:b/>
+        </w:rPr>
+        <w:t>Management Agent (MCP Gateway)</w:t>
+      </w:r>
+      <w:r>
+        <w:t xml:space="preserve"> and </w:t>
+      </w:r>
+      <w:r>
+        <w:rPr>
+          <w:b/>
+        </w:rPr>
+        <w:t>Management Agent (Direct)</w:t>
+      </w:r>
+      <w:r>
+        <w:t>. They have the same 50 tools and the same prompt. Only the path of the tool calls differs.</w:t>
+      </w:r>
+    </w:p>
+    <w:p>
+      <w:r>
+        <w:t>Every tool of these agents only reads. The agents never change your environment. When you ask for a change, they draft it for an administrator to apply in SmartConsole.</w:t>
       </w:r>
     </w:p>
     <w:p>
@@ -20,12 +58,210 @@
         <w:pStyle w:val="Heading2"/>
       </w:pPr>
       <w:r>
-        <w:t>Overview</w:t>
+        <w:t>At a glance</w:t>
       </w:r>
     </w:p>
     <w:p>
       <w:r>
-        <w:t>The **Quantum Management MCP Agent** serves as a general-purpose assistant for Check Point Management API operations. It can answer questions about policy, objects, and rules by querying the management server.</w:t>
+        <w:t>|  | MCP Gateway agent | Direct agent |</w:t>
+      </w:r>
+    </w:p>
+    <w:p>
+      <w:r>
+        <w:t>| Agent name | Management Agent (MCP Gateway) | Management Agent (Direct) |</w:t>
+      </w:r>
+    </w:p>
+    <w:p>
+      <w:r>
+        <w:t xml:space="preserve">| Endpoint | </w:t>
+      </w:r>
+      <w:r>
+        <w:rPr>
+          <w:rFonts w:ascii="Courier New" w:hAnsi="Courier New"/>
+        </w:rPr>
+        <w:t>http://mcp-gateway:8080/mcp</w:t>
+      </w:r>
+      <w:r>
+        <w:t xml:space="preserve">, Bearer token </w:t>
+      </w:r>
+      <w:r>
+        <w:rPr>
+          <w:rFonts w:ascii="Courier New" w:hAnsi="Courier New"/>
+        </w:rPr>
+        <w:t>MCP_GATEWAY_TOKEN</w:t>
+      </w:r>
+      <w:r>
+        <w:t xml:space="preserve"> | </w:t>
+      </w:r>
+      <w:r>
+        <w:rPr>
+          <w:rFonts w:ascii="Courier New" w:hAnsi="Courier New"/>
+        </w:rPr>
+        <w:t>http://mcp-quantum-management:3002</w:t>
+      </w:r>
+      <w:r>
+        <w:t xml:space="preserve">, no token (internal </w:t>
+      </w:r>
+      <w:r>
+        <w:rPr>
+          <w:rFonts w:ascii="Courier New" w:hAnsi="Courier New"/>
+        </w:rPr>
+        <w:t>lab</w:t>
+      </w:r>
+      <w:r>
+        <w:t xml:space="preserve"> network only) |</w:t>
+      </w:r>
+    </w:p>
+    <w:p>
+      <w:r>
+        <w:t>| Tools | 50 of the gateway's 190, selected | All 50 of the server |</w:t>
+      </w:r>
+    </w:p>
+    <w:p>
+      <w:r>
+        <w:t xml:space="preserve">| n8n MCP Client Tool node | </w:t>
+      </w:r>
+      <w:r>
+        <w:rPr>
+          <w:rFonts w:ascii="Courier New" w:hAnsi="Courier New"/>
+        </w:rPr>
+        <w:t>MCP Gateway</w:t>
+      </w:r>
+      <w:r>
+        <w:t xml:space="preserve"> | </w:t>
+      </w:r>
+      <w:r>
+        <w:rPr>
+          <w:rFonts w:ascii="Courier New" w:hAnsi="Courier New"/>
+        </w:rPr>
+        <w:t>Management MCP</w:t>
+      </w:r>
+      <w:r>
+        <w:t xml:space="preserve"> |</w:t>
+      </w:r>
+    </w:p>
+    <w:p>
+      <w:r>
+        <w:t xml:space="preserve">| Tool names the model sees in n8n | </w:t>
+      </w:r>
+      <w:r>
+        <w:rPr>
+          <w:rFonts w:ascii="Courier New" w:hAnsi="Courier New"/>
+        </w:rPr>
+        <w:t>MCP_Gateway_management__init</w:t>
+      </w:r>
+      <w:r>
+        <w:t xml:space="preserve"> | </w:t>
+      </w:r>
+      <w:r>
+        <w:rPr>
+          <w:rFonts w:ascii="Courier New" w:hAnsi="Courier New"/>
+        </w:rPr>
+        <w:t>Management_MCP_management__init</w:t>
+      </w:r>
+      <w:r>
+        <w:t xml:space="preserve"> |</w:t>
+      </w:r>
+    </w:p>
+    <w:p>
+      <w:r>
+        <w:t xml:space="preserve">| n8n workflow file | </w:t>
+      </w:r>
+      <w:r>
+        <w:rPr>
+          <w:rFonts w:ascii="Courier New" w:hAnsi="Courier New"/>
+        </w:rPr>
+        <w:t>n8n/backup/workflows/quantum-management-via-gateway.json</w:t>
+      </w:r>
+      <w:r>
+        <w:t xml:space="preserve"> | </w:t>
+      </w:r>
+      <w:r>
+        <w:rPr>
+          <w:rFonts w:ascii="Courier New" w:hAnsi="Courier New"/>
+        </w:rPr>
+        <w:t>n8n/backup/workflows/quantum-management-mcp.json</w:t>
+      </w:r>
+      <w:r>
+        <w:t xml:space="preserve"> |</w:t>
+      </w:r>
+    </w:p>
+    <w:p>
+      <w:r>
+        <w:t xml:space="preserve">| Flowise file | </w:t>
+      </w:r>
+      <w:r>
+        <w:rPr>
+          <w:rFonts w:ascii="Courier New" w:hAnsi="Courier New"/>
+        </w:rPr>
+        <w:t>integrations/flowise/quantum-management.flowdata.json</w:t>
+      </w:r>
+      <w:r>
+        <w:t xml:space="preserve"> | </w:t>
+      </w:r>
+      <w:r>
+        <w:rPr>
+          <w:rFonts w:ascii="Courier New" w:hAnsi="Courier New"/>
+        </w:rPr>
+        <w:t>integrations/flowise/direct-management.flowdata.json</w:t>
+      </w:r>
+      <w:r>
+        <w:t xml:space="preserve"> |</w:t>
+      </w:r>
+    </w:p>
+    <w:p>
+      <w:r>
+        <w:t xml:space="preserve">| Langflow file | </w:t>
+      </w:r>
+      <w:r>
+        <w:rPr>
+          <w:rFonts w:ascii="Courier New" w:hAnsi="Courier New"/>
+        </w:rPr>
+        <w:t>integrations/langflow/quantum-management.flow.json</w:t>
+      </w:r>
+      <w:r>
+        <w:t xml:space="preserve"> | </w:t>
+      </w:r>
+      <w:r>
+        <w:rPr>
+          <w:rFonts w:ascii="Courier New" w:hAnsi="Courier New"/>
+        </w:rPr>
+        <w:t>integrations/langflow/direct-management.flow.json</w:t>
+      </w:r>
+      <w:r>
+        <w:t xml:space="preserve"> |</w:t>
+      </w:r>
+    </w:p>
+    <w:p>
+      <w:r>
+        <w:t xml:space="preserve">The MCP server runs as the Compose service </w:t>
+      </w:r>
+      <w:r>
+        <w:rPr>
+          <w:rFonts w:ascii="Courier New" w:hAnsi="Courier New"/>
+        </w:rPr>
+        <w:t>mcp-quantum-management</w:t>
+      </w:r>
+      <w:r>
+        <w:t xml:space="preserve"> (catalog key </w:t>
+      </w:r>
+      <w:r>
+        <w:rPr>
+          <w:rFonts w:ascii="Courier New" w:hAnsi="Courier New"/>
+        </w:rPr>
+        <w:t>quantum-management</w:t>
+      </w:r>
+      <w:r>
+        <w:t xml:space="preserve"> in </w:t>
+      </w:r>
+      <w:r>
+        <w:rPr>
+          <w:rFonts w:ascii="Courier New" w:hAnsi="Courier New"/>
+        </w:rPr>
+        <w:t>mcp-gateway/catalog.yaml</w:t>
+      </w:r>
+      <w:r>
+        <w:t>).</w:t>
       </w:r>
     </w:p>
     <w:p>
@@ -33,7 +269,7 @@
         <w:pStyle w:val="Heading2"/>
       </w:pPr>
       <w:r>
-        <w:t>Prerequisites</w:t>
+        <w:t>Tools (50)</w:t>
       </w:r>
     </w:p>
     <w:p>
@@ -41,7 +277,19 @@
         <w:pStyle w:val="ListBullet"/>
       </w:pPr>
       <w:r>
-        <w:t xml:space="preserve">  **n8n URL**: `http://&lt;host_ip&gt;:5678`</w:t>
+        <w:rPr>
+          <w:b/>
+        </w:rPr>
+        <w:t>Session:</w:t>
+      </w:r>
+      <w:r>
+        <w:t xml:space="preserve"> </w:t>
+      </w:r>
+      <w:r>
+        <w:rPr>
+          <w:rFonts w:ascii="Courier New" w:hAnsi="Courier New"/>
+        </w:rPr>
+        <w:t>management__init</w:t>
       </w:r>
     </w:p>
     <w:p>
@@ -49,7 +297,82 @@
         <w:pStyle w:val="ListBullet"/>
       </w:pPr>
       <w:r>
-        <w:t xml:space="preserve">  **Credentials**:</w:t>
+        <w:rPr>
+          <w:b/>
+        </w:rPr>
+        <w:t>Access and NAT policy:</w:t>
+      </w:r>
+      <w:r>
+        <w:t xml:space="preserve"> </w:t>
+      </w:r>
+      <w:r>
+        <w:rPr>
+          <w:rFonts w:ascii="Courier New" w:hAnsi="Courier New"/>
+        </w:rPr>
+        <w:t>show_access_layers</w:t>
+      </w:r>
+      <w:r>
+        <w:t xml:space="preserve">, </w:t>
+      </w:r>
+      <w:r>
+        <w:rPr>
+          <w:rFonts w:ascii="Courier New" w:hAnsi="Courier New"/>
+        </w:rPr>
+        <w:t>show_access_layer</w:t>
+      </w:r>
+      <w:r>
+        <w:t xml:space="preserve">, </w:t>
+      </w:r>
+      <w:r>
+        <w:rPr>
+          <w:rFonts w:ascii="Courier New" w:hAnsi="Courier New"/>
+        </w:rPr>
+        <w:t>show_access_rulebase</w:t>
+      </w:r>
+      <w:r>
+        <w:t xml:space="preserve">, </w:t>
+      </w:r>
+      <w:r>
+        <w:rPr>
+          <w:rFonts w:ascii="Courier New" w:hAnsi="Courier New"/>
+        </w:rPr>
+        <w:t>show_access_section</w:t>
+      </w:r>
+      <w:r>
+        <w:t xml:space="preserve">, </w:t>
+      </w:r>
+      <w:r>
+        <w:rPr>
+          <w:rFonts w:ascii="Courier New" w:hAnsi="Courier New"/>
+        </w:rPr>
+        <w:t>show_access_rule</w:t>
+      </w:r>
+      <w:r>
+        <w:t xml:space="preserve">, </w:t>
+      </w:r>
+      <w:r>
+        <w:rPr>
+          <w:rFonts w:ascii="Courier New" w:hAnsi="Courier New"/>
+        </w:rPr>
+        <w:t>show_nat_rulebase</w:t>
+      </w:r>
+      <w:r>
+        <w:t xml:space="preserve">, </w:t>
+      </w:r>
+      <w:r>
+        <w:rPr>
+          <w:rFonts w:ascii="Courier New" w:hAnsi="Courier New"/>
+        </w:rPr>
+        <w:t>show_nat_section</w:t>
+      </w:r>
+      <w:r>
+        <w:t xml:space="preserve">, </w:t>
+      </w:r>
+      <w:r>
+        <w:rPr>
+          <w:rFonts w:ascii="Courier New" w:hAnsi="Courier New"/>
+        </w:rPr>
+        <w:t>find_zero_hits_rules</w:t>
       </w:r>
     </w:p>
     <w:p>
@@ -57,7 +380,109 @@
         <w:pStyle w:val="ListBullet"/>
       </w:pPr>
       <w:r>
-        <w:t xml:space="preserve">  **Postgres**: For chat memory.</w:t>
+        <w:rPr>
+          <w:b/>
+        </w:rPr>
+        <w:t>Gateways and clusters:</w:t>
+      </w:r>
+      <w:r>
+        <w:t xml:space="preserve"> </w:t>
+      </w:r>
+      <w:r>
+        <w:rPr>
+          <w:rFonts w:ascii="Courier New" w:hAnsi="Courier New"/>
+        </w:rPr>
+        <w:t>management__show_gateways_and_servers</w:t>
+      </w:r>
+      <w:r>
+        <w:t xml:space="preserve">, </w:t>
+      </w:r>
+      <w:r>
+        <w:rPr>
+          <w:rFonts w:ascii="Courier New" w:hAnsi="Courier New"/>
+        </w:rPr>
+        <w:t>show_simple_gateways</w:t>
+      </w:r>
+      <w:r>
+        <w:t xml:space="preserve">, </w:t>
+      </w:r>
+      <w:r>
+        <w:rPr>
+          <w:rFonts w:ascii="Courier New" w:hAnsi="Courier New"/>
+        </w:rPr>
+        <w:t>show_simple_gateway</w:t>
+      </w:r>
+      <w:r>
+        <w:t xml:space="preserve">, </w:t>
+      </w:r>
+      <w:r>
+        <w:rPr>
+          <w:rFonts w:ascii="Courier New" w:hAnsi="Courier New"/>
+        </w:rPr>
+        <w:t>show_simple_clusters</w:t>
+      </w:r>
+      <w:r>
+        <w:t xml:space="preserve">, </w:t>
+      </w:r>
+      <w:r>
+        <w:rPr>
+          <w:rFonts w:ascii="Courier New" w:hAnsi="Courier New"/>
+        </w:rPr>
+        <w:t>show_simple_cluster</w:t>
+      </w:r>
+      <w:r>
+        <w:t xml:space="preserve">, </w:t>
+      </w:r>
+      <w:r>
+        <w:rPr>
+          <w:rFonts w:ascii="Courier New" w:hAnsi="Courier New"/>
+        </w:rPr>
+        <w:t>show_cluster_members</w:t>
+      </w:r>
+      <w:r>
+        <w:t xml:space="preserve">, </w:t>
+      </w:r>
+      <w:r>
+        <w:rPr>
+          <w:rFonts w:ascii="Courier New" w:hAnsi="Courier New"/>
+        </w:rPr>
+        <w:t>show_cluster_member</w:t>
+      </w:r>
+      <w:r>
+        <w:t xml:space="preserve">, </w:t>
+      </w:r>
+      <w:r>
+        <w:rPr>
+          <w:rFonts w:ascii="Courier New" w:hAnsi="Courier New"/>
+        </w:rPr>
+        <w:t>show_lsm_gateways</w:t>
+      </w:r>
+      <w:r>
+        <w:t xml:space="preserve">, </w:t>
+      </w:r>
+      <w:r>
+        <w:rPr>
+          <w:rFonts w:ascii="Courier New" w:hAnsi="Courier New"/>
+        </w:rPr>
+        <w:t>show_lsm_gateway</w:t>
+      </w:r>
+      <w:r>
+        <w:t xml:space="preserve">, </w:t>
+      </w:r>
+      <w:r>
+        <w:rPr>
+          <w:rFonts w:ascii="Courier New" w:hAnsi="Courier New"/>
+        </w:rPr>
+        <w:t>show_lsm_clusters</w:t>
+      </w:r>
+      <w:r>
+        <w:t xml:space="preserve">, </w:t>
+      </w:r>
+      <w:r>
+        <w:rPr>
+          <w:rFonts w:ascii="Courier New" w:hAnsi="Courier New"/>
+        </w:rPr>
+        <w:t>show_lsm_cluster</w:t>
       </w:r>
     </w:p>
     <w:p>
@@ -65,7 +490,64 @@
         <w:pStyle w:val="ListBullet"/>
       </w:pPr>
       <w:r>
-        <w:t xml:space="preserve">  **OpenAI / Azure OpenAI / Ollama**: For the LLM.</w:t>
+        <w:rPr>
+          <w:b/>
+        </w:rPr>
+        <w:t>VPN communities:</w:t>
+      </w:r>
+      <w:r>
+        <w:t xml:space="preserve"> </w:t>
+      </w:r>
+      <w:r>
+        <w:rPr>
+          <w:rFonts w:ascii="Courier New" w:hAnsi="Courier New"/>
+        </w:rPr>
+        <w:t>show_vpn_communities_star</w:t>
+      </w:r>
+      <w:r>
+        <w:t xml:space="preserve">, </w:t>
+      </w:r>
+      <w:r>
+        <w:rPr>
+          <w:rFonts w:ascii="Courier New" w:hAnsi="Courier New"/>
+        </w:rPr>
+        <w:t>show_vpn_community_star</w:t>
+      </w:r>
+      <w:r>
+        <w:t xml:space="preserve">, </w:t>
+      </w:r>
+      <w:r>
+        <w:rPr>
+          <w:rFonts w:ascii="Courier New" w:hAnsi="Courier New"/>
+        </w:rPr>
+        <w:t>show_vpn_communities_meshed</w:t>
+      </w:r>
+      <w:r>
+        <w:t xml:space="preserve">, </w:t>
+      </w:r>
+      <w:r>
+        <w:rPr>
+          <w:rFonts w:ascii="Courier New" w:hAnsi="Courier New"/>
+        </w:rPr>
+        <w:t>show_vpn_community_meshed</w:t>
+      </w:r>
+      <w:r>
+        <w:t xml:space="preserve">, </w:t>
+      </w:r>
+      <w:r>
+        <w:rPr>
+          <w:rFonts w:ascii="Courier New" w:hAnsi="Courier New"/>
+        </w:rPr>
+        <w:t>show_vpn_communities_remote_access</w:t>
+      </w:r>
+      <w:r>
+        <w:t xml:space="preserve">, </w:t>
+      </w:r>
+      <w:r>
+        <w:rPr>
+          <w:rFonts w:ascii="Courier New" w:hAnsi="Courier New"/>
+        </w:rPr>
+        <w:t>show_vpn_community_remote_access</w:t>
       </w:r>
     </w:p>
     <w:p>
@@ -73,7 +555,262 @@
         <w:pStyle w:val="ListBullet"/>
       </w:pPr>
       <w:r>
-        <w:t xml:space="preserve">  **MCP Client**: HTTP connection to the Management MCP server.</w:t>
+        <w:rPr>
+          <w:b/>
+        </w:rPr>
+        <w:t>Multi-Domain:</w:t>
+      </w:r>
+      <w:r>
+        <w:t xml:space="preserve"> </w:t>
+      </w:r>
+      <w:r>
+        <w:rPr>
+          <w:rFonts w:ascii="Courier New" w:hAnsi="Courier New"/>
+        </w:rPr>
+        <w:t>show_domains</w:t>
+      </w:r>
+      <w:r>
+        <w:t xml:space="preserve">, </w:t>
+      </w:r>
+      <w:r>
+        <w:rPr>
+          <w:rFonts w:ascii="Courier New" w:hAnsi="Courier New"/>
+        </w:rPr>
+        <w:t>show_mdss</w:t>
+      </w:r>
+    </w:p>
+    <w:p>
+      <w:pPr>
+        <w:pStyle w:val="ListBullet"/>
+      </w:pPr>
+      <w:r>
+        <w:rPr>
+          <w:b/>
+        </w:rPr>
+        <w:t>Network objects:</w:t>
+      </w:r>
+      <w:r>
+        <w:t xml:space="preserve"> </w:t>
+      </w:r>
+      <w:r>
+        <w:rPr>
+          <w:rFonts w:ascii="Courier New" w:hAnsi="Courier New"/>
+        </w:rPr>
+        <w:t>show_hosts</w:t>
+      </w:r>
+      <w:r>
+        <w:t xml:space="preserve">, </w:t>
+      </w:r>
+      <w:r>
+        <w:rPr>
+          <w:rFonts w:ascii="Courier New" w:hAnsi="Courier New"/>
+        </w:rPr>
+        <w:t>show_networks</w:t>
+      </w:r>
+      <w:r>
+        <w:t xml:space="preserve">, </w:t>
+      </w:r>
+      <w:r>
+        <w:rPr>
+          <w:rFonts w:ascii="Courier New" w:hAnsi="Courier New"/>
+        </w:rPr>
+        <w:t>show_groups</w:t>
+      </w:r>
+      <w:r>
+        <w:t xml:space="preserve">, </w:t>
+      </w:r>
+      <w:r>
+        <w:rPr>
+          <w:rFonts w:ascii="Courier New" w:hAnsi="Courier New"/>
+        </w:rPr>
+        <w:t>show_address_ranges</w:t>
+      </w:r>
+      <w:r>
+        <w:t xml:space="preserve">, </w:t>
+      </w:r>
+      <w:r>
+        <w:rPr>
+          <w:rFonts w:ascii="Courier New" w:hAnsi="Courier New"/>
+        </w:rPr>
+        <w:t>show_multicast_address_ranges</w:t>
+      </w:r>
+      <w:r>
+        <w:t xml:space="preserve">, </w:t>
+      </w:r>
+      <w:r>
+        <w:rPr>
+          <w:rFonts w:ascii="Courier New" w:hAnsi="Courier New"/>
+        </w:rPr>
+        <w:t>show_wildcards</w:t>
+      </w:r>
+      <w:r>
+        <w:t xml:space="preserve">, </w:t>
+      </w:r>
+      <w:r>
+        <w:rPr>
+          <w:rFonts w:ascii="Courier New" w:hAnsi="Courier New"/>
+        </w:rPr>
+        <w:t>show_security_zones</w:t>
+      </w:r>
+      <w:r>
+        <w:t xml:space="preserve">, </w:t>
+      </w:r>
+      <w:r>
+        <w:rPr>
+          <w:rFonts w:ascii="Courier New" w:hAnsi="Courier New"/>
+        </w:rPr>
+        <w:t>show_dynamic_objects</w:t>
+      </w:r>
+      <w:r>
+        <w:t xml:space="preserve">, </w:t>
+      </w:r>
+      <w:r>
+        <w:rPr>
+          <w:rFonts w:ascii="Courier New" w:hAnsi="Courier New"/>
+        </w:rPr>
+        <w:t>show_dns_domains</w:t>
+      </w:r>
+      <w:r>
+        <w:t xml:space="preserve">, </w:t>
+      </w:r>
+      <w:r>
+        <w:rPr>
+          <w:rFonts w:ascii="Courier New" w:hAnsi="Courier New"/>
+        </w:rPr>
+        <w:t>show_time_groups</w:t>
+      </w:r>
+      <w:r>
+        <w:t xml:space="preserve">, </w:t>
+      </w:r>
+      <w:r>
+        <w:rPr>
+          <w:rFonts w:ascii="Courier New" w:hAnsi="Courier New"/>
+        </w:rPr>
+        <w:t>show_access_point_names</w:t>
+      </w:r>
+      <w:r>
+        <w:t xml:space="preserve">, </w:t>
+      </w:r>
+      <w:r>
+        <w:rPr>
+          <w:rFonts w:ascii="Courier New" w:hAnsi="Courier New"/>
+        </w:rPr>
+        <w:t>show_tags</w:t>
+      </w:r>
+      <w:r>
+        <w:t xml:space="preserve">, </w:t>
+      </w:r>
+      <w:r>
+        <w:rPr>
+          <w:rFonts w:ascii="Courier New" w:hAnsi="Courier New"/>
+        </w:rPr>
+        <w:t>management__show_objects</w:t>
+      </w:r>
+      <w:r>
+        <w:t xml:space="preserve">, </w:t>
+      </w:r>
+      <w:r>
+        <w:rPr>
+          <w:rFonts w:ascii="Courier New" w:hAnsi="Courier New"/>
+        </w:rPr>
+        <w:t>management__show_object</w:t>
+      </w:r>
+    </w:p>
+    <w:p>
+      <w:pPr>
+        <w:pStyle w:val="ListBullet"/>
+      </w:pPr>
+      <w:r>
+        <w:rPr>
+          <w:b/>
+        </w:rPr>
+        <w:t>Services and applications:</w:t>
+      </w:r>
+      <w:r>
+        <w:t xml:space="preserve"> </w:t>
+      </w:r>
+      <w:r>
+        <w:rPr>
+          <w:rFonts w:ascii="Courier New" w:hAnsi="Courier New"/>
+        </w:rPr>
+        <w:t>show_services_tcp</w:t>
+      </w:r>
+      <w:r>
+        <w:t xml:space="preserve">, </w:t>
+      </w:r>
+      <w:r>
+        <w:rPr>
+          <w:rFonts w:ascii="Courier New" w:hAnsi="Courier New"/>
+        </w:rPr>
+        <w:t>show_services_udp</w:t>
+      </w:r>
+      <w:r>
+        <w:t xml:space="preserve">, </w:t>
+      </w:r>
+      <w:r>
+        <w:rPr>
+          <w:rFonts w:ascii="Courier New" w:hAnsi="Courier New"/>
+        </w:rPr>
+        <w:t>show_services_icmp</w:t>
+      </w:r>
+      <w:r>
+        <w:t xml:space="preserve">, </w:t>
+      </w:r>
+      <w:r>
+        <w:rPr>
+          <w:rFonts w:ascii="Courier New" w:hAnsi="Courier New"/>
+        </w:rPr>
+        <w:t>show_services_icmp6</w:t>
+      </w:r>
+      <w:r>
+        <w:t xml:space="preserve">, </w:t>
+      </w:r>
+      <w:r>
+        <w:rPr>
+          <w:rFonts w:ascii="Courier New" w:hAnsi="Courier New"/>
+        </w:rPr>
+        <w:t>show_service_groups</w:t>
+      </w:r>
+      <w:r>
+        <w:t xml:space="preserve">, </w:t>
+      </w:r>
+      <w:r>
+        <w:rPr>
+          <w:rFonts w:ascii="Courier New" w:hAnsi="Courier New"/>
+        </w:rPr>
+        <w:t>show_application_sites</w:t>
+      </w:r>
+      <w:r>
+        <w:t xml:space="preserve">, </w:t>
+      </w:r>
+      <w:r>
+        <w:rPr>
+          <w:rFonts w:ascii="Courier New" w:hAnsi="Courier New"/>
+        </w:rPr>
+        <w:t>show_application_site_groups</w:t>
+      </w:r>
+      <w:r>
+        <w:t xml:space="preserve">, </w:t>
+      </w:r>
+      <w:r>
+        <w:rPr>
+          <w:rFonts w:ascii="Courier New" w:hAnsi="Courier New"/>
+        </w:rPr>
+        <w:t>show_application_site_categories</w:t>
+      </w:r>
+    </w:p>
+    <w:p>
+      <w:r>
+        <w:t xml:space="preserve">The agent calls </w:t>
+      </w:r>
+      <w:r>
+        <w:rPr>
+          <w:rFonts w:ascii="Courier New" w:hAnsi="Courier New"/>
+        </w:rPr>
+        <w:t>management__init</w:t>
+      </w:r>
+      <w:r>
+        <w:t xml:space="preserve"> once per conversation to sign in to the Management Server.</w:t>
       </w:r>
     </w:p>
     <w:p>
@@ -81,7 +818,410 @@
         <w:pStyle w:val="Heading2"/>
       </w:pPr>
       <w:r>
-        <w:t>Step-by-Step Guide</w:t>
+        <w:t>Prerequisites</w:t>
+      </w:r>
+    </w:p>
+    <w:p>
+      <w:pPr>
+        <w:pStyle w:val="ListNumber"/>
+      </w:pPr>
+      <w:r>
+        <w:rPr>
+          <w:b/>
+        </w:rPr>
+        <w:t>The lab is running.</w:t>
+      </w:r>
+      <w:r>
+        <w:t xml:space="preserve"> </w:t>
+      </w:r>
+      <w:r>
+        <w:rPr>
+          <w:rFonts w:ascii="Courier New" w:hAnsi="Courier New"/>
+        </w:rPr>
+        <w:t>./scripts/doctor.sh --post-start</w:t>
+      </w:r>
+      <w:r>
+        <w:t xml:space="preserve"> reports </w:t>
+      </w:r>
+      <w:r>
+        <w:rPr>
+          <w:rFonts w:ascii="Courier New" w:hAnsi="Courier New"/>
+        </w:rPr>
+        <w:t>no blockers</w:t>
+      </w:r>
+      <w:r>
+        <w:t xml:space="preserve"> (with 1Password references in </w:t>
+      </w:r>
+      <w:r>
+        <w:rPr>
+          <w:rFonts w:ascii="Courier New" w:hAnsi="Courier New"/>
+        </w:rPr>
+        <w:t>.env</w:t>
+      </w:r>
+      <w:r>
+        <w:t xml:space="preserve">: </w:t>
+      </w:r>
+      <w:r>
+        <w:rPr>
+          <w:rFonts w:ascii="Courier New" w:hAnsi="Courier New"/>
+        </w:rPr>
+        <w:t>op run --env-file=.env -- ./scripts/doctor.sh --post-start</w:t>
+      </w:r>
+      <w:r>
+        <w:t>)</w:t>
+      </w:r>
+    </w:p>
+    <w:p>
+      <w:pPr>
+        <w:pStyle w:val="ListNumber"/>
+      </w:pPr>
+      <w:r>
+        <w:rPr>
+          <w:b/>
+        </w:rPr>
+        <w:t>A model for `lab-chat`.</w:t>
+      </w:r>
+      <w:r>
+        <w:t xml:space="preserve"> One model provider key in </w:t>
+      </w:r>
+      <w:r>
+        <w:rPr>
+          <w:rFonts w:ascii="Courier New" w:hAnsi="Courier New"/>
+        </w:rPr>
+        <w:t>.env</w:t>
+      </w:r>
+      <w:r>
+        <w:t xml:space="preserve">, or the local Ollama model (slow on a CPU). Every agent calls </w:t>
+      </w:r>
+      <w:r>
+        <w:rPr>
+          <w:rFonts w:ascii="Courier New" w:hAnsi="Courier New"/>
+        </w:rPr>
+        <w:t>lab-chat</w:t>
+      </w:r>
+      <w:r>
+        <w:t xml:space="preserve"> through LiteLLM; builders never hold provider keys</w:t>
+      </w:r>
+    </w:p>
+    <w:p>
+      <w:pPr>
+        <w:pStyle w:val="ListNumber"/>
+      </w:pPr>
+      <w:r>
+        <w:rPr>
+          <w:b/>
+        </w:rPr>
+        <w:t>The Management settings in `.env`</w:t>
+      </w:r>
+      <w:r>
+        <w:t xml:space="preserve"> (table below). </w:t>
+      </w:r>
+      <w:r>
+        <w:rPr>
+          <w:rFonts w:ascii="Courier New" w:hAnsi="Courier New"/>
+        </w:rPr>
+        <w:t>./setup.sh</w:t>
+      </w:r>
+      <w:r>
+        <w:t xml:space="preserve"> asks for them, or edit </w:t>
+      </w:r>
+      <w:r>
+        <w:rPr>
+          <w:rFonts w:ascii="Courier New" w:hAnsi="Courier New"/>
+        </w:rPr>
+        <w:t>.env</w:t>
+      </w:r>
+      <w:r>
+        <w:t xml:space="preserve"> (with </w:t>
+      </w:r>
+      <w:r>
+        <w:rPr>
+          <w:rFonts w:ascii="Courier New" w:hAnsi="Courier New"/>
+        </w:rPr>
+        <w:t>./setup.sh --1password</w:t>
+      </w:r>
+      <w:r>
+        <w:t xml:space="preserve">, </w:t>
+      </w:r>
+      <w:r>
+        <w:rPr>
+          <w:rFonts w:ascii="Courier New" w:hAnsi="Courier New"/>
+        </w:rPr>
+        <w:t>.env</w:t>
+      </w:r>
+      <w:r>
+        <w:t xml:space="preserve"> holds </w:t>
+      </w:r>
+      <w:r>
+        <w:rPr>
+          <w:rFonts w:ascii="Courier New" w:hAnsi="Courier New"/>
+        </w:rPr>
+        <w:t>op://</w:t>
+      </w:r>
+      <w:r>
+        <w:t xml:space="preserve"> references instead of values). Then run </w:t>
+      </w:r>
+      <w:r>
+        <w:rPr>
+          <w:rFonts w:ascii="Courier New" w:hAnsi="Courier New"/>
+        </w:rPr>
+        <w:t>docker compose up -d</w:t>
+      </w:r>
+      <w:r>
+        <w:t xml:space="preserve">: it recreates the servers whose settings changed. With 1Password references in </w:t>
+      </w:r>
+      <w:r>
+        <w:rPr>
+          <w:rFonts w:ascii="Courier New" w:hAnsi="Courier New"/>
+        </w:rPr>
+        <w:t>.env</w:t>
+      </w:r>
+      <w:r>
+        <w:t xml:space="preserve">, start every </w:t>
+      </w:r>
+      <w:r>
+        <w:rPr>
+          <w:rFonts w:ascii="Courier New" w:hAnsi="Courier New"/>
+        </w:rPr>
+        <w:t>docker compose</w:t>
+      </w:r>
+      <w:r>
+        <w:t xml:space="preserve"> command in this guide with </w:t>
+      </w:r>
+      <w:r>
+        <w:rPr>
+          <w:rFonts w:ascii="Courier New" w:hAnsi="Courier New"/>
+        </w:rPr>
+        <w:t>op run --env-file=.env --</w:t>
+      </w:r>
+      <w:r>
+        <w:t xml:space="preserve"> (</w:t>
+      </w:r>
+      <w:r>
+        <w:t>Secrets and 1Password</w:t>
+      </w:r>
+      <w:r>
+        <w:t xml:space="preserve"> (../REFERENCE.md#secrets-and-1password)</w:t>
+      </w:r>
+      <w:r>
+        <w:t>)</w:t>
+      </w:r>
+    </w:p>
+    <w:p>
+      <w:pPr>
+        <w:pStyle w:val="ListNumber"/>
+      </w:pPr>
+      <w:r>
+        <w:rPr>
+          <w:b/>
+        </w:rPr>
+        <w:t>Sign-in.</w:t>
+      </w:r>
+      <w:r>
+        <w:t xml:space="preserve"> The lab admin for n8n, Flowise, and Langflow: </w:t>
+      </w:r>
+      <w:r>
+        <w:rPr>
+          <w:rFonts w:ascii="Courier New" w:hAnsi="Courier New"/>
+        </w:rPr>
+        <w:t>N8N_ADMIN_EMAIL</w:t>
+      </w:r>
+      <w:r>
+        <w:t xml:space="preserve"> (default </w:t>
+      </w:r>
+      <w:r>
+        <w:rPr>
+          <w:rFonts w:ascii="Courier New" w:hAnsi="Courier New"/>
+        </w:rPr>
+        <w:t>admin@lab.local</w:t>
+      </w:r>
+      <w:r>
+        <w:t xml:space="preserve">) and </w:t>
+      </w:r>
+      <w:r>
+        <w:rPr>
+          <w:rFonts w:ascii="Courier New" w:hAnsi="Courier New"/>
+        </w:rPr>
+        <w:t>N8N_ADMIN_PASSWORD</w:t>
+      </w:r>
+    </w:p>
+    <w:p>
+      <w:r>
+        <w:t>| Setting | Value |</w:t>
+      </w:r>
+    </w:p>
+    <w:p>
+      <w:r>
+        <w:t xml:space="preserve">| </w:t>
+      </w:r>
+      <w:r>
+        <w:rPr>
+          <w:rFonts w:ascii="Courier New" w:hAnsi="Courier New"/>
+        </w:rPr>
+        <w:t>MANAGEMENT_HOST</w:t>
+      </w:r>
+      <w:r>
+        <w:t xml:space="preserve"> | Host name or IP address of the Security Management Server or Multi-Domain Server, without </w:t>
+      </w:r>
+      <w:r>
+        <w:rPr>
+          <w:rFonts w:ascii="Courier New" w:hAnsi="Courier New"/>
+        </w:rPr>
+        <w:t>https://</w:t>
+      </w:r>
+      <w:r>
+        <w:t>. It must be reachable from the Docker host. |</w:t>
+      </w:r>
+    </w:p>
+    <w:p>
+      <w:r>
+        <w:t xml:space="preserve">| </w:t>
+      </w:r>
+      <w:r>
+        <w:rPr>
+          <w:rFonts w:ascii="Courier New" w:hAnsi="Courier New"/>
+        </w:rPr>
+        <w:t>S1C_URL</w:t>
+      </w:r>
+      <w:r>
+        <w:t xml:space="preserve"> | Instead of </w:t>
+      </w:r>
+      <w:r>
+        <w:rPr>
+          <w:rFonts w:ascii="Courier New" w:hAnsi="Courier New"/>
+        </w:rPr>
+        <w:t>MANAGEMENT_HOST</w:t>
+      </w:r>
+      <w:r>
+        <w:t xml:space="preserve">, for Smart-1 Cloud: the Web API URL of your tenant, without </w:t>
+      </w:r>
+      <w:r>
+        <w:rPr>
+          <w:rFonts w:ascii="Courier New" w:hAnsi="Courier New"/>
+        </w:rPr>
+        <w:t>/login</w:t>
+      </w:r>
+      <w:r>
+        <w:t xml:space="preserve"> (Smart-1 Cloud portal: </w:t>
+      </w:r>
+      <w:r>
+        <w:rPr>
+          <w:b/>
+        </w:rPr>
+        <w:t>Settings &gt; API &amp; SmartConsole</w:t>
+      </w:r>
+      <w:r>
+        <w:t>). |</w:t>
+      </w:r>
+    </w:p>
+    <w:p>
+      <w:r>
+        <w:t xml:space="preserve">| </w:t>
+      </w:r>
+      <w:r>
+        <w:rPr>
+          <w:rFonts w:ascii="Courier New" w:hAnsi="Courier New"/>
+        </w:rPr>
+        <w:t>MANAGEMENT_API_KEY</w:t>
+      </w:r>
+      <w:r>
+        <w:t xml:space="preserve"> | API key of a management administrator. On-premises: SmartConsole, </w:t>
+      </w:r>
+      <w:r>
+        <w:rPr>
+          <w:b/>
+        </w:rPr>
+        <w:t>Manage &amp; Settings &gt; Permissions &amp; Administrators &gt; Administrators</w:t>
+      </w:r>
+      <w:r>
+        <w:t xml:space="preserve">, Authentication Method </w:t>
+      </w:r>
+      <w:r>
+        <w:rPr>
+          <w:b/>
+        </w:rPr>
+        <w:t>API Key</w:t>
+      </w:r>
+      <w:r>
+        <w:t>. Smart-1 Cloud accepts an API key only. |</w:t>
+      </w:r>
+    </w:p>
+    <w:p>
+      <w:r>
+        <w:t xml:space="preserve">| </w:t>
+      </w:r>
+      <w:r>
+        <w:rPr>
+          <w:rFonts w:ascii="Courier New" w:hAnsi="Courier New"/>
+        </w:rPr>
+        <w:t>MANAGEMENT_USERNAME</w:t>
+      </w:r>
+      <w:r>
+        <w:t xml:space="preserve">, </w:t>
+      </w:r>
+      <w:r>
+        <w:rPr>
+          <w:rFonts w:ascii="Courier New" w:hAnsi="Courier New"/>
+        </w:rPr>
+        <w:t>MANAGEMENT_PASSWORD</w:t>
+      </w:r>
+      <w:r>
+        <w:t xml:space="preserve"> | Optional, on-premises only: a user name and password instead of the API key. Set both or neither. |</w:t>
+      </w:r>
+    </w:p>
+    <w:p>
+      <w:r>
+        <w:t xml:space="preserve">| </w:t>
+      </w:r>
+      <w:r>
+        <w:rPr>
+          <w:rFonts w:ascii="Courier New" w:hAnsi="Courier New"/>
+        </w:rPr>
+        <w:t>MANAGEMENT_PORT</w:t>
+      </w:r>
+      <w:r>
+        <w:t xml:space="preserve"> | Optional. Management API port of an on-premises server. Default </w:t>
+      </w:r>
+      <w:r>
+        <w:rPr>
+          <w:rFonts w:ascii="Courier New" w:hAnsi="Courier New"/>
+        </w:rPr>
+        <w:t>443</w:t>
+      </w:r>
+      <w:r>
+        <w:t>. |</w:t>
+      </w:r>
+    </w:p>
+    <w:p>
+      <w:r>
+        <w:t xml:space="preserve">| </w:t>
+      </w:r>
+      <w:r>
+        <w:rPr>
+          <w:rFonts w:ascii="Courier New" w:hAnsi="Courier New"/>
+        </w:rPr>
+        <w:t>MANAGEMENT_CA_CERT</w:t>
+      </w:r>
+      <w:r>
+        <w:t xml:space="preserve">, </w:t>
+      </w:r>
+      <w:r>
+        <w:rPr>
+          <w:rFonts w:ascii="Courier New" w:hAnsi="Courier New"/>
+        </w:rPr>
+        <w:t>MANAGEMENT_TLS_SERVERNAME</w:t>
+      </w:r>
+      <w:r>
+        <w:t xml:space="preserve"> | Optional. For a self-signed certificate, see </w:t>
+      </w:r>
+      <w:r>
+        <w:rPr>
+          <w:b/>
+        </w:rPr>
+        <w:t>Certificates</w:t>
+      </w:r>
+      <w:r>
+        <w:t xml:space="preserve"> below. |</w:t>
       </w:r>
     </w:p>
     <w:p>
@@ -89,7 +1229,12 @@
         <w:pStyle w:val="Heading3"/>
       </w:pPr>
       <w:r>
-        <w:t>1. Open the Workflow</w:t>
+        <w:t>Certificates</w:t>
+      </w:r>
+    </w:p>
+    <w:p>
+      <w:r>
+        <w:t>The MCP servers always verify the Management Server's TLS certificate. If it is self-signed:</w:t>
       </w:r>
     </w:p>
     <w:p>
@@ -97,7 +1242,27 @@
         <w:pStyle w:val="ListNumber"/>
       </w:pPr>
       <w:r>
-        <w:t xml:space="preserve"> Log in to n8n.</w:t>
+        <w:t xml:space="preserve">Save the certificate as </w:t>
+      </w:r>
+      <w:r>
+        <w:rPr>
+          <w:rFonts w:ascii="Courier New" w:hAnsi="Courier New"/>
+        </w:rPr>
+        <w:t>certs/sms.pem</w:t>
+      </w:r>
+      <w:r>
+        <w:t xml:space="preserve"> and confirm its SHA-256 fingerprint with the server's</w:t>
+      </w:r>
+    </w:p>
+    <w:p>
+      <w:r>
+        <w:t xml:space="preserve">administrator. The commands are in </w:t>
+      </w:r>
+      <w:r>
+        <w:t>`certs/README.md`</w:t>
+      </w:r>
+      <w:r>
+        <w:t xml:space="preserve"> (../../certs/README.md)</w:t>
       </w:r>
     </w:p>
     <w:p>
@@ -105,7 +1270,89 @@
         <w:pStyle w:val="ListNumber"/>
       </w:pPr>
       <w:r>
-        <w:t xml:space="preserve"> Locate and click on the **quantum-management-mcp** workflow.</w:t>
+        <w:t xml:space="preserve">Set </w:t>
+      </w:r>
+      <w:r>
+        <w:rPr>
+          <w:rFonts w:ascii="Courier New" w:hAnsi="Courier New"/>
+        </w:rPr>
+        <w:t>MANAGEMENT_CA_CERT=/certs/sms.pem</w:t>
+      </w:r>
+      <w:r>
+        <w:t xml:space="preserve"> in </w:t>
+      </w:r>
+      <w:r>
+        <w:rPr>
+          <w:rFonts w:ascii="Courier New" w:hAnsi="Courier New"/>
+        </w:rPr>
+        <w:t>.env</w:t>
+      </w:r>
+      <w:r>
+        <w:t xml:space="preserve">. The </w:t>
+      </w:r>
+      <w:r>
+        <w:rPr>
+          <w:rFonts w:ascii="Courier New" w:hAnsi="Courier New"/>
+        </w:rPr>
+        <w:t>certs</w:t>
+      </w:r>
+      <w:r>
+        <w:t xml:space="preserve"> folder is mounted read-only at</w:t>
+      </w:r>
+    </w:p>
+    <w:p>
+      <w:r>
+        <w:rPr>
+          <w:rFonts w:ascii="Courier New" w:hAnsi="Courier New"/>
+        </w:rPr>
+        <w:t>/certs</w:t>
+      </w:r>
+      <w:r>
+        <w:t xml:space="preserve"> in the MCP server containers</w:t>
+      </w:r>
+    </w:p>
+    <w:p>
+      <w:pPr>
+        <w:pStyle w:val="ListNumber"/>
+      </w:pPr>
+      <w:r>
+        <w:t xml:space="preserve">If you connect by IP address and the certificate names a host, set </w:t>
+      </w:r>
+      <w:r>
+        <w:rPr>
+          <w:rFonts w:ascii="Courier New" w:hAnsi="Courier New"/>
+        </w:rPr>
+        <w:t>MANAGEMENT_TLS_SERVERNAME</w:t>
+      </w:r>
+      <w:r>
+        <w:t xml:space="preserve"> to</w:t>
+      </w:r>
+    </w:p>
+    <w:p>
+      <w:r>
+        <w:t>that host name</w:t>
+      </w:r>
+    </w:p>
+    <w:p>
+      <w:pPr>
+        <w:pStyle w:val="ListNumber"/>
+      </w:pPr>
+      <w:r>
+        <w:t xml:space="preserve">Recreate the servers: </w:t>
+      </w:r>
+      <w:r>
+        <w:rPr>
+          <w:rFonts w:ascii="Courier New" w:hAnsi="Courier New"/>
+        </w:rPr>
+        <w:t>docker compose up -d</w:t>
+      </w:r>
+    </w:p>
+    <w:p>
+      <w:pPr>
+        <w:pStyle w:val="Heading2"/>
+      </w:pPr>
+      <w:r>
+        <w:t>Chat with the agents</w:t>
       </w:r>
     </w:p>
     <w:p>
@@ -113,7 +1360,7 @@
         <w:pStyle w:val="Heading3"/>
       </w:pPr>
       <w:r>
-        <w:t>2. Using the Chat Interface</w:t>
+        <w:t>n8n</w:t>
       </w:r>
     </w:p>
     <w:p>
@@ -121,7 +1368,13 @@
         <w:pStyle w:val="ListNumber"/>
       </w:pPr>
       <w:r>
-        <w:t xml:space="preserve"> Click the **Test Workflow** button.</w:t>
+        <w:t xml:space="preserve">Sign in to n8n and open the workflow </w:t>
+      </w:r>
+      <w:r>
+        <w:rPr>
+          <w:b/>
+        </w:rPr>
+        <w:t>Management Agent (Direct)</w:t>
       </w:r>
     </w:p>
     <w:p>
@@ -129,7 +1382,16 @@
         <w:pStyle w:val="ListNumber"/>
       </w:pPr>
       <w:r>
-        <w:t xml:space="preserve"> Click the **Chat** button.</w:t>
+        <w:t xml:space="preserve">Click </w:t>
+      </w:r>
+      <w:r>
+        <w:rPr>
+          <w:b/>
+        </w:rPr>
+        <w:t>Open chat</w:t>
+      </w:r>
+      <w:r>
+        <w:t xml:space="preserve"> and send one of the prompts below</w:t>
       </w:r>
     </w:p>
     <w:p>
@@ -137,12 +1399,113 @@
         <w:pStyle w:val="ListNumber"/>
       </w:pPr>
       <w:r>
-        <w:t xml:space="preserve"> Enter a management query, for example:</w:t>
+        <w:t xml:space="preserve">Open the </w:t>
+      </w:r>
+      <w:r>
+        <w:rPr>
+          <w:b/>
+        </w:rPr>
+        <w:t>Executions</w:t>
+      </w:r>
+      <w:r>
+        <w:t xml:space="preserve"> tab and the latest run. The MCP Client Tool </w:t>
+      </w:r>
+      <w:r>
+        <w:rPr>
+          <w:b/>
+        </w:rPr>
+        <w:t>Management MCP</w:t>
+      </w:r>
+      <w:r>
+        <w:t xml:space="preserve"> shows the tools the agent called, for example </w:t>
+      </w:r>
+      <w:r>
+        <w:rPr>
+          <w:rFonts w:ascii="Courier New" w:hAnsi="Courier New"/>
+        </w:rPr>
+        <w:t>Management_MCP_management__init</w:t>
       </w:r>
     </w:p>
     <w:p>
-      <w:r>
-        <w:t xml:space="preserve">    &gt; "Is there a rule in the DNS_Layer to allow traffic to 8.8.8.8?"</w:t>
+      <w:pPr>
+        <w:pStyle w:val="ListNumber"/>
+      </w:pPr>
+      <w:r>
+        <w:t xml:space="preserve">Repeat with </w:t>
+      </w:r>
+      <w:r>
+        <w:rPr>
+          <w:b/>
+        </w:rPr>
+        <w:t>Management Agent (MCP Gateway)</w:t>
+      </w:r>
+      <w:r>
+        <w:t xml:space="preserve">. Its MCP Client Tool </w:t>
+      </w:r>
+      <w:r>
+        <w:rPr>
+          <w:b/>
+        </w:rPr>
+        <w:t>MCP Gateway</w:t>
+      </w:r>
+      <w:r>
+        <w:t xml:space="preserve"> selects the same 50 tools under </w:t>
+      </w:r>
+      <w:r>
+        <w:rPr>
+          <w:b/>
+        </w:rPr>
+        <w:t>Tools to Include</w:t>
+      </w:r>
+      <w:r>
+        <w:t xml:space="preserve"> and uses the credential </w:t>
+      </w:r>
+      <w:r>
+        <w:rPr>
+          <w:b/>
+        </w:rPr>
+        <w:t>MCP Gateway Bearer</w:t>
+      </w:r>
+      <w:r>
+        <w:t xml:space="preserve">. The tool calls appear as </w:t>
+      </w:r>
+      <w:r>
+        <w:rPr>
+          <w:rFonts w:ascii="Courier New" w:hAnsi="Courier New"/>
+        </w:rPr>
+        <w:t>MCP_Gateway_management__init</w:t>
+      </w:r>
+    </w:p>
+    <w:p>
+      <w:r>
+        <w:t xml:space="preserve">The chat trigger also has a public </w:t>
+      </w:r>
+      <w:r>
+        <w:rPr>
+          <w:b/>
+        </w:rPr>
+        <w:t>Chat URL</w:t>
+      </w:r>
+      <w:r>
+        <w:t xml:space="preserve"> (it ends in </w:t>
+      </w:r>
+      <w:r>
+        <w:rPr>
+          <w:rFonts w:ascii="Courier New" w:hAnsi="Courier New"/>
+        </w:rPr>
+        <w:t>/webhook/&lt;id&gt;/chat</w:t>
+      </w:r>
+      <w:r>
+        <w:t xml:space="preserve">). That page asks for HTTP Basic authentication: the lab admin email and password (credential </w:t>
+      </w:r>
+      <w:r>
+        <w:rPr>
+          <w:b/>
+        </w:rPr>
+        <w:t>Lab Agents Chat</w:t>
+      </w:r>
+      <w:r>
+        <w:t>).</w:t>
       </w:r>
     </w:p>
     <w:p>
@@ -150,12 +1513,203 @@
         <w:pStyle w:val="Heading3"/>
       </w:pPr>
       <w:r>
-        <w:t>3. Review Results</w:t>
+        <w:t>Flowise</w:t>
       </w:r>
     </w:p>
     <w:p>
-      <w:r>
-        <w:t>The AI agent will query the management server via MCP and provide the answer.</w:t>
+      <w:pPr>
+        <w:pStyle w:val="ListNumber"/>
+      </w:pPr>
+      <w:r>
+        <w:t xml:space="preserve">Sign in to Flowise, open </w:t>
+      </w:r>
+      <w:r>
+        <w:rPr>
+          <w:b/>
+        </w:rPr>
+        <w:t>Chatflows</w:t>
+      </w:r>
+      <w:r>
+        <w:t xml:space="preserve">, and open </w:t>
+      </w:r>
+      <w:r>
+        <w:rPr>
+          <w:b/>
+        </w:rPr>
+        <w:t>Management Agent (Direct)</w:t>
+      </w:r>
+      <w:r>
+        <w:t xml:space="preserve"> or </w:t>
+      </w:r>
+      <w:r>
+        <w:rPr>
+          <w:b/>
+        </w:rPr>
+        <w:t>Management Agent (MCP Gateway)</w:t>
+      </w:r>
+    </w:p>
+    <w:p>
+      <w:pPr>
+        <w:pStyle w:val="ListNumber"/>
+      </w:pPr>
+      <w:r>
+        <w:t>Click the chat icon at the top right of the canvas and send a prompt</w:t>
+      </w:r>
+    </w:p>
+    <w:p>
+      <w:pPr>
+        <w:pStyle w:val="ListNumber"/>
+      </w:pPr>
+      <w:r>
+        <w:t xml:space="preserve">The </w:t>
+      </w:r>
+      <w:r>
+        <w:rPr>
+          <w:b/>
+        </w:rPr>
+        <w:t>Custom MCP</w:t>
+      </w:r>
+      <w:r>
+        <w:t xml:space="preserve"> node shows the endpoint under </w:t>
+      </w:r>
+      <w:r>
+        <w:rPr>
+          <w:b/>
+        </w:rPr>
+        <w:t>MCP Server Config</w:t>
+      </w:r>
+      <w:r>
+        <w:t xml:space="preserve"> and the 50 selected tools under </w:t>
+      </w:r>
+      <w:r>
+        <w:rPr>
+          <w:b/>
+        </w:rPr>
+        <w:t>Available Actions</w:t>
+      </w:r>
+      <w:r>
+        <w:t xml:space="preserve">. The gateway agent sends </w:t>
+      </w:r>
+      <w:r>
+        <w:rPr>
+          <w:rFonts w:ascii="Courier New" w:hAnsi="Courier New"/>
+        </w:rPr>
+        <w:t>Authorization: Bearer {{$vars.MCP_GATEWAY_TOKEN}}</w:t>
+      </w:r>
+      <w:r>
+        <w:t xml:space="preserve">, the Flowise variable that </w:t>
+      </w:r>
+      <w:r>
+        <w:rPr>
+          <w:rFonts w:ascii="Courier New" w:hAnsi="Courier New"/>
+        </w:rPr>
+        <w:t>builders-import</w:t>
+      </w:r>
+      <w:r>
+        <w:t xml:space="preserve"> keeps in sync with </w:t>
+      </w:r>
+      <w:r>
+        <w:rPr>
+          <w:rFonts w:ascii="Courier New" w:hAnsi="Courier New"/>
+        </w:rPr>
+        <w:t>.env</w:t>
+      </w:r>
+    </w:p>
+    <w:p>
+      <w:pPr>
+        <w:pStyle w:val="Heading3"/>
+      </w:pPr>
+      <w:r>
+        <w:t>Langflow (Complete lab)</w:t>
+      </w:r>
+    </w:p>
+    <w:p>
+      <w:r>
+        <w:t>Langflow runs in the Complete lab (</w:t>
+      </w:r>
+      <w:r>
+        <w:rPr>
+          <w:rFonts w:ascii="Courier New" w:hAnsi="Courier New"/>
+        </w:rPr>
+        <w:t>COMPOSE_PROFILES=complete</w:t>
+      </w:r>
+      <w:r>
+        <w:t xml:space="preserve">), or on its own with the </w:t>
+      </w:r>
+      <w:r>
+        <w:rPr>
+          <w:rFonts w:ascii="Courier New" w:hAnsi="Courier New"/>
+        </w:rPr>
+        <w:t>langflow</w:t>
+      </w:r>
+      <w:r>
+        <w:t xml:space="preserve"> profile.</w:t>
+      </w:r>
+    </w:p>
+    <w:p>
+      <w:pPr>
+        <w:pStyle w:val="ListNumber"/>
+      </w:pPr>
+      <w:r>
+        <w:t xml:space="preserve">Sign in to Langflow and open the flow </w:t>
+      </w:r>
+      <w:r>
+        <w:rPr>
+          <w:b/>
+        </w:rPr>
+        <w:t>Management Agent (Direct)</w:t>
+      </w:r>
+      <w:r>
+        <w:t xml:space="preserve"> or </w:t>
+      </w:r>
+      <w:r>
+        <w:rPr>
+          <w:b/>
+        </w:rPr>
+        <w:t>Management Agent (MCP Gateway)</w:t>
+      </w:r>
+    </w:p>
+    <w:p>
+      <w:pPr>
+        <w:pStyle w:val="ListNumber"/>
+      </w:pPr>
+      <w:r>
+        <w:t xml:space="preserve">Click </w:t>
+      </w:r>
+      <w:r>
+        <w:rPr>
+          <w:b/>
+        </w:rPr>
+        <w:t>Playground</w:t>
+      </w:r>
+      <w:r>
+        <w:t xml:space="preserve"> (Langflow's chat panel) and send a prompt</w:t>
+      </w:r>
+    </w:p>
+    <w:p>
+      <w:pPr>
+        <w:pStyle w:val="ListNumber"/>
+      </w:pPr>
+      <w:r>
+        <w:t xml:space="preserve">In the gateway flow, the </w:t>
+      </w:r>
+      <w:r>
+        <w:rPr>
+          <w:b/>
+        </w:rPr>
+        <w:t>MCP Tools</w:t>
+      </w:r>
+      <w:r>
+        <w:t xml:space="preserve"> node lists all 190 gateway tools under </w:t>
+      </w:r>
+      <w:r>
+        <w:rPr>
+          <w:b/>
+        </w:rPr>
+        <w:t>Actions</w:t>
+      </w:r>
+      <w:r>
+        <w:t>, with only this server's 50 switched on</w:t>
       </w:r>
     </w:p>
     <w:p>
@@ -163,15 +1717,7 @@
         <w:pStyle w:val="Heading2"/>
       </w:pPr>
       <w:r>
-        <w:t>Workflow Deep Dive</w:t>
-      </w:r>
-    </w:p>
-    <w:p>
-      <w:pPr>
-        <w:pStyle w:val="Heading3"/>
-      </w:pPr>
-      <w:r>
-        <w:t>1. Input Trigger: Chat Interface</w:t>
+        <w:t>Try these</w:t>
       </w:r>
     </w:p>
     <w:p>
@@ -179,7 +1725,10 @@
         <w:pStyle w:val="ListBullet"/>
       </w:pPr>
       <w:r>
-        <w:t xml:space="preserve">  **Node Name**: `When chat message received`</w:t>
+        <w:rPr>
+          <w:i/>
+        </w:rPr>
+        <w:t>Show me all the gateways and their IPs</w:t>
       </w:r>
     </w:p>
     <w:p>
@@ -187,15 +1736,10 @@
         <w:pStyle w:val="ListBullet"/>
       </w:pPr>
       <w:r>
-        <w:t xml:space="preserve">  **Purpose**: Captures the user's management API query.</w:t>
-      </w:r>
-    </w:p>
-    <w:p>
-      <w:pPr>
-        <w:pStyle w:val="Heading3"/>
-      </w:pPr>
-      <w:r>
-        <w:t>2. The Brain: AI Agent</w:t>
+        <w:rPr>
+          <w:i/>
+        </w:rPr>
+        <w:t>List the rules in the Network layer as a table</w:t>
       </w:r>
     </w:p>
     <w:p>
@@ -203,7 +1747,10 @@
         <w:pStyle w:val="ListBullet"/>
       </w:pPr>
       <w:r>
-        <w:t xml:space="preserve">  **Node Name**: `Quantum Management AI Agent`</w:t>
+        <w:rPr>
+          <w:i/>
+        </w:rPr>
+        <w:t>Which access rules have zero hits?</w:t>
       </w:r>
     </w:p>
     <w:p>
@@ -211,103 +1758,10 @@
         <w:pStyle w:val="ListBullet"/>
       </w:pPr>
       <w:r>
-        <w:t xml:space="preserve">  **Type**: `@n8n/n8n-nodes-langchain.agent`</w:t>
-      </w:r>
-    </w:p>
-    <w:p>
-      <w:pPr>
-        <w:pStyle w:val="ListBullet"/>
-      </w:pPr>
-      <w:r>
-        <w:t xml:space="preserve">  **Purpose**: Orchestrates the API calls to answer the user's question.</w:t>
-      </w:r>
-    </w:p>
-    <w:p>
-      <w:pPr>
-        <w:pStyle w:val="ListBullet"/>
-      </w:pPr>
-      <w:r>
-        <w:t xml:space="preserve">  **Configuration**:</w:t>
-      </w:r>
-    </w:p>
-    <w:p>
-      <w:pPr>
-        <w:pStyle w:val="ListBullet"/>
-      </w:pPr>
-      <w:r>
-        <w:t xml:space="preserve">  **System Message**: Guides the AI to list tools and then execute the appropriate management API tool.</w:t>
-      </w:r>
-    </w:p>
-    <w:p>
-      <w:pPr>
-        <w:pStyle w:val="Heading3"/>
-      </w:pPr>
-      <w:r>
-        <w:t>3. Memory Management</w:t>
-      </w:r>
-    </w:p>
-    <w:p>
-      <w:pPr>
-        <w:pStyle w:val="ListBullet"/>
-      </w:pPr>
-      <w:r>
-        <w:t xml:space="preserve">  **Node Name**: `Postgres Chat Memory`</w:t>
-      </w:r>
-    </w:p>
-    <w:p>
-      <w:pPr>
-        <w:pStyle w:val="ListBullet"/>
-      </w:pPr>
-      <w:r>
-        <w:t xml:space="preserve">  **Purpose**: Maintains conversation context.</w:t>
-      </w:r>
-    </w:p>
-    <w:p>
-      <w:pPr>
-        <w:pStyle w:val="Heading3"/>
-      </w:pPr>
-      <w:r>
-        <w:t>4. The Tools: MCP Client</w:t>
-      </w:r>
-    </w:p>
-    <w:p>
-      <w:pPr>
-        <w:pStyle w:val="ListBullet"/>
-      </w:pPr>
-      <w:r>
-        <w:t xml:space="preserve">  **Nodes**: `List-CP-MCP-Tools` and `CP-MCP-Client` (Execute)</w:t>
-      </w:r>
-    </w:p>
-    <w:p>
-      <w:pPr>
-        <w:pStyle w:val="ListBullet"/>
-      </w:pPr>
-      <w:r>
-        <w:t xml:space="preserve">  **Purpose**: Interfaces with the Check Point Management API via MCP.</w:t>
-      </w:r>
-    </w:p>
-    <w:p>
-      <w:pPr>
-        <w:pStyle w:val="ListBullet"/>
-      </w:pPr>
-      <w:r>
-        <w:t xml:space="preserve">  **Functionality**:</w:t>
-      </w:r>
-    </w:p>
-    <w:p>
-      <w:pPr>
-        <w:pStyle w:val="ListBullet"/>
-      </w:pPr>
-      <w:r>
-        <w:t xml:space="preserve">  **List**: Shows available API tools (e.g., show-host, show-access-rule).</w:t>
-      </w:r>
-    </w:p>
-    <w:p>
-      <w:pPr>
-        <w:pStyle w:val="ListBullet"/>
-      </w:pPr>
-      <w:r>
-        <w:t xml:space="preserve">  **Execute**: Runs the selected API command.</w:t>
+        <w:rPr>
+          <w:i/>
+        </w:rPr>
+        <w:t>List the hosts and their IP addresses</w:t>
       </w:r>
     </w:p>
     <w:p>
@@ -315,23 +1769,844 @@
         <w:pStyle w:val="Heading2"/>
       </w:pPr>
       <w:r>
-        <w:t>Best Practices</w:t>
+        <w:t>Expected result</w:t>
+      </w:r>
+    </w:p>
+    <w:p>
+      <w:r>
+        <w:t xml:space="preserve">The agent first calls </w:t>
+      </w:r>
+      <w:r>
+        <w:rPr>
+          <w:rFonts w:ascii="Courier New" w:hAnsi="Courier New"/>
+        </w:rPr>
+        <w:t>management__init</w:t>
+      </w:r>
+      <w:r>
+        <w:t xml:space="preserve"> to sign in to the Management Server, then the read tools it</w:t>
+      </w:r>
+    </w:p>
+    <w:p>
+      <w:r>
+        <w:t>needs. Expect short Markdown answers: a table of gateways and servers with their IP addresses, the</w:t>
+      </w:r>
+    </w:p>
+    <w:p>
+      <w:r>
+        <w:t>rules of a layer as a table, or the rules without hits (</w:t>
+      </w:r>
+      <w:r>
+        <w:rPr>
+          <w:rFonts w:ascii="Courier New" w:hAnsi="Courier New"/>
+        </w:rPr>
+        <w:t>find_zero_hits_rules</w:t>
+      </w:r>
+      <w:r>
+        <w:t>). Long lists show the</w:t>
+      </w:r>
+    </w:p>
+    <w:p>
+      <w:r>
+        <w:t>most relevant items and say how many more exist. Without management settings, the tool calls fail and</w:t>
+      </w:r>
+    </w:p>
+    <w:p>
+      <w:r>
+        <w:t>the agent reports the error.</w:t>
       </w:r>
     </w:p>
     <w:p>
       <w:pPr>
-        <w:pStyle w:val="ListBullet"/>
+        <w:pStyle w:val="Heading2"/>
       </w:pPr>
       <w:r>
-        <w:t xml:space="preserve">  **Object Names**: Using exact object names (hosts, networks, layers) improves accuracy.</w:t>
+        <w:t>How the agents are built</w:t>
+      </w:r>
+    </w:p>
+    <w:p>
+      <w:r>
+        <w:t>| n8n node | Type | What it does |</w:t>
+      </w:r>
+    </w:p>
+    <w:p>
+      <w:r>
+        <w:t xml:space="preserve">| </w:t>
+      </w:r>
+      <w:r>
+        <w:rPr>
+          <w:rFonts w:ascii="Courier New" w:hAnsi="Courier New"/>
+        </w:rPr>
+        <w:t>When chat message received</w:t>
+      </w:r>
+      <w:r>
+        <w:t xml:space="preserve"> | Chat Trigger | Starts one run per message. Shows the greeting and starter prompts. Public chat behind HTTP Basic authentication (credential </w:t>
+      </w:r>
+      <w:r>
+        <w:rPr>
+          <w:b/>
+        </w:rPr>
+        <w:t>Lab Agents Chat</w:t>
+      </w:r>
+      <w:r>
+        <w:t>) |</w:t>
+      </w:r>
+    </w:p>
+    <w:p>
+      <w:r>
+        <w:t xml:space="preserve">| </w:t>
+      </w:r>
+      <w:r>
+        <w:rPr>
+          <w:rFonts w:ascii="Courier New" w:hAnsi="Courier New"/>
+        </w:rPr>
+        <w:t>Normalize input</w:t>
+      </w:r>
+      <w:r>
+        <w:t xml:space="preserve"> | Edit Fields | Takes </w:t>
+      </w:r>
+      <w:r>
+        <w:rPr>
+          <w:rFonts w:ascii="Courier New" w:hAnsi="Courier New"/>
+        </w:rPr>
+        <w:t>chatInput</w:t>
+      </w:r>
+      <w:r>
+        <w:t xml:space="preserve"> and </w:t>
+      </w:r>
+      <w:r>
+        <w:rPr>
+          <w:rFonts w:ascii="Courier New" w:hAnsi="Courier New"/>
+        </w:rPr>
+        <w:t>sessionId</w:t>
+      </w:r>
+      <w:r>
+        <w:t xml:space="preserve"> from the chat, or from the body of a webhook call |</w:t>
+      </w:r>
+    </w:p>
+    <w:p>
+      <w:r>
+        <w:t xml:space="preserve">| </w:t>
+      </w:r>
+      <w:r>
+        <w:rPr>
+          <w:rFonts w:ascii="Courier New" w:hAnsi="Courier New"/>
+        </w:rPr>
+        <w:t>Management Agent</w:t>
+      </w:r>
+      <w:r>
+        <w:t xml:space="preserve"> | AI Agent | Holds the system prompt and decides which tools to call. On an error it continues to </w:t>
+      </w:r>
+      <w:r>
+        <w:rPr>
+          <w:rFonts w:ascii="Courier New" w:hAnsi="Courier New"/>
+        </w:rPr>
+        <w:t>Friendly error</w:t>
+      </w:r>
+      <w:r>
+        <w:t xml:space="preserve"> |</w:t>
+      </w:r>
+    </w:p>
+    <w:p>
+      <w:r>
+        <w:t xml:space="preserve">| </w:t>
+      </w:r>
+      <w:r>
+        <w:rPr>
+          <w:rFonts w:ascii="Courier New" w:hAnsi="Courier New"/>
+        </w:rPr>
+        <w:t>OpenAI Chat Model</w:t>
+      </w:r>
+      <w:r>
+        <w:t xml:space="preserve"> | OpenAI Chat Model | Model </w:t>
+      </w:r>
+      <w:r>
+        <w:rPr>
+          <w:rFonts w:ascii="Courier New" w:hAnsi="Courier New"/>
+        </w:rPr>
+        <w:t>lab-chat</w:t>
+      </w:r>
+      <w:r>
+        <w:t xml:space="preserve"> with the credential </w:t>
+      </w:r>
+      <w:r>
+        <w:rPr>
+          <w:b/>
+        </w:rPr>
+        <w:t>Lab Model (LiteLLM)</w:t>
+      </w:r>
+      <w:r>
+        <w:t xml:space="preserve"> (</w:t>
+      </w:r>
+      <w:r>
+        <w:rPr>
+          <w:rFonts w:ascii="Courier New" w:hAnsi="Courier New"/>
+        </w:rPr>
+        <w:t>http://litellm:4000/v1</w:t>
+      </w:r>
+      <w:r>
+        <w:t>) |</w:t>
+      </w:r>
+    </w:p>
+    <w:p>
+      <w:r>
+        <w:t xml:space="preserve">| </w:t>
+      </w:r>
+      <w:r>
+        <w:rPr>
+          <w:rFonts w:ascii="Courier New" w:hAnsi="Courier New"/>
+        </w:rPr>
+        <w:t>Conversation Memory</w:t>
+      </w:r>
+      <w:r>
+        <w:t xml:space="preserve"> | Simple Memory | Keeps the recent turns of the chat session |</w:t>
+      </w:r>
+    </w:p>
+    <w:p>
+      <w:r>
+        <w:t xml:space="preserve">| </w:t>
+      </w:r>
+      <w:r>
+        <w:rPr>
+          <w:rFonts w:ascii="Courier New" w:hAnsi="Courier New"/>
+        </w:rPr>
+        <w:t>Management MCP</w:t>
+      </w:r>
+      <w:r>
+        <w:t xml:space="preserve"> or </w:t>
+      </w:r>
+      <w:r>
+        <w:rPr>
+          <w:rFonts w:ascii="Courier New" w:hAnsi="Courier New"/>
+        </w:rPr>
+        <w:t>MCP Gateway</w:t>
+      </w:r>
+      <w:r>
+        <w:t xml:space="preserve"> | MCP Client Tool | The 50 tools: direct to </w:t>
+      </w:r>
+      <w:r>
+        <w:rPr>
+          <w:rFonts w:ascii="Courier New" w:hAnsi="Courier New"/>
+        </w:rPr>
+        <w:t>http://mcp-quantum-management:3002</w:t>
+      </w:r>
+      <w:r>
+        <w:t>, or through the gateway |</w:t>
+      </w:r>
+    </w:p>
+    <w:p>
+      <w:r>
+        <w:t xml:space="preserve">| </w:t>
+      </w:r>
+      <w:r>
+        <w:rPr>
+          <w:rFonts w:ascii="Courier New" w:hAnsi="Courier New"/>
+        </w:rPr>
+        <w:t>Friendly error</w:t>
+      </w:r>
+      <w:r>
+        <w:t xml:space="preserve"> | Code | Turns a failure into a plain explanation with the command that fixes it |</w:t>
+      </w:r>
+    </w:p>
+    <w:p>
+      <w:r>
+        <w:t xml:space="preserve">In Flowise, a </w:t>
+      </w:r>
+      <w:r>
+        <w:rPr>
+          <w:b/>
+        </w:rPr>
+        <w:t>Tool Agent</w:t>
+      </w:r>
+      <w:r>
+        <w:t xml:space="preserve"> uses the </w:t>
+      </w:r>
+      <w:r>
+        <w:rPr>
+          <w:b/>
+        </w:rPr>
+        <w:t>OpenAI</w:t>
+      </w:r>
+      <w:r>
+        <w:t xml:space="preserve"> chat model node (</w:t>
+      </w:r>
+      <w:r>
+        <w:rPr>
+          <w:rFonts w:ascii="Courier New" w:hAnsi="Courier New"/>
+        </w:rPr>
+        <w:t>lab-chat</w:t>
+      </w:r>
+      <w:r>
+        <w:t xml:space="preserve">, credential </w:t>
+      </w:r>
+      <w:r>
+        <w:rPr>
+          <w:b/>
+        </w:rPr>
+        <w:t>Lab Model (LiteLLM)</w:t>
+      </w:r>
+      <w:r>
+        <w:t xml:space="preserve">, Base Path </w:t>
+      </w:r>
+      <w:r>
+        <w:rPr>
+          <w:rFonts w:ascii="Courier New" w:hAnsi="Courier New"/>
+        </w:rPr>
+        <w:t>http://litellm:4000/v1</w:t>
+      </w:r>
+      <w:r>
+        <w:t xml:space="preserve">), </w:t>
+      </w:r>
+      <w:r>
+        <w:rPr>
+          <w:b/>
+        </w:rPr>
+        <w:t>Buffer Memory</w:t>
+      </w:r>
+      <w:r>
+        <w:t xml:space="preserve">, and one </w:t>
+      </w:r>
+      <w:r>
+        <w:rPr>
+          <w:b/>
+        </w:rPr>
+        <w:t>Custom MCP</w:t>
+      </w:r>
+      <w:r>
+        <w:t xml:space="preserve"> node. In Langflow, </w:t>
+      </w:r>
+      <w:r>
+        <w:rPr>
+          <w:b/>
+        </w:rPr>
+        <w:t>Chat Input</w:t>
+      </w:r>
+      <w:r>
+        <w:t xml:space="preserve"> feeds an </w:t>
+      </w:r>
+      <w:r>
+        <w:rPr>
+          <w:b/>
+        </w:rPr>
+        <w:t>Agent</w:t>
+      </w:r>
+      <w:r>
+        <w:t xml:space="preserve"> with the </w:t>
+      </w:r>
+      <w:r>
+        <w:rPr>
+          <w:b/>
+        </w:rPr>
+        <w:t>OpenAI</w:t>
+      </w:r>
+      <w:r>
+        <w:t xml:space="preserve"> component (</w:t>
+      </w:r>
+      <w:r>
+        <w:rPr>
+          <w:rFonts w:ascii="Courier New" w:hAnsi="Courier New"/>
+        </w:rPr>
+        <w:t>lab-chat</w:t>
+      </w:r>
+      <w:r>
+        <w:t xml:space="preserve">, OpenAI API Base </w:t>
+      </w:r>
+      <w:r>
+        <w:rPr>
+          <w:rFonts w:ascii="Courier New" w:hAnsi="Courier New"/>
+        </w:rPr>
+        <w:t>http://litellm:4000/v1</w:t>
+      </w:r>
+      <w:r>
+        <w:t xml:space="preserve">, API key from the global variable </w:t>
+      </w:r>
+      <w:r>
+        <w:rPr>
+          <w:rFonts w:ascii="Courier New" w:hAnsi="Courier New"/>
+        </w:rPr>
+        <w:t>LITELLM_MASTER_KEY</w:t>
+      </w:r>
+      <w:r>
+        <w:t xml:space="preserve">) and one </w:t>
+      </w:r>
+      <w:r>
+        <w:rPr>
+          <w:b/>
+        </w:rPr>
+        <w:t>MCP Tools</w:t>
+      </w:r>
+      <w:r>
+        <w:t xml:space="preserve"> node, and the answer goes to </w:t>
+      </w:r>
+      <w:r>
+        <w:rPr>
+          <w:b/>
+        </w:rPr>
+        <w:t>Chat Output</w:t>
+      </w:r>
+      <w:r>
+        <w:t xml:space="preserve">. For a node-by-node walkthrough, see the </w:t>
+      </w:r>
+      <w:r>
+        <w:t>Threat Prevention deep dive</w:t>
+      </w:r>
+      <w:r>
+        <w:t xml:space="preserve"> (CheckPoint_Threat_Prevention_Guide.md)</w:t>
+      </w:r>
+      <w:r>
+        <w:t>.</w:t>
+      </w:r>
+    </w:p>
+    <w:p>
+      <w:r>
+        <w:rPr>
+          <w:b/>
+        </w:rPr>
+        <w:t>Updates.</w:t>
+      </w:r>
+      <w:r>
+        <w:t xml:space="preserve"> </w:t>
+      </w:r>
+      <w:r>
+        <w:rPr>
+          <w:rFonts w:ascii="Courier New" w:hAnsi="Courier New"/>
+        </w:rPr>
+        <w:t>n8n-import</w:t>
+      </w:r>
+      <w:r>
+        <w:t xml:space="preserve"> and </w:t>
+      </w:r>
+      <w:r>
+        <w:rPr>
+          <w:rFonts w:ascii="Courier New" w:hAnsi="Courier New"/>
+        </w:rPr>
+        <w:t>builders-import</w:t>
+      </w:r>
+      <w:r>
+        <w:t xml:space="preserve"> re-import these agents on every deploy and keep an agent you changed. To keep your own variant, duplicate it first. </w:t>
+      </w:r>
+      <w:r>
+        <w:rPr>
+          <w:rFonts w:ascii="Courier New" w:hAnsi="Courier New"/>
+        </w:rPr>
+        <w:t>N8N_SEED_OVERWRITE=1</w:t>
+      </w:r>
+      <w:r>
+        <w:t xml:space="preserve"> (n8n) or </w:t>
+      </w:r>
+      <w:r>
+        <w:rPr>
+          <w:rFonts w:ascii="Courier New" w:hAnsi="Courier New"/>
+        </w:rPr>
+        <w:t>SEED_OVERWRITE=1</w:t>
+      </w:r>
+      <w:r>
+        <w:t xml:space="preserve"> (Flowise and Langflow) replaces a changed agent with the repository version; set it back to </w:t>
+      </w:r>
+      <w:r>
+        <w:rPr>
+          <w:rFonts w:ascii="Courier New" w:hAnsi="Courier New"/>
+        </w:rPr>
+        <w:t>0</w:t>
+      </w:r>
+      <w:r>
+        <w:t xml:space="preserve"> after that run.</w:t>
+      </w:r>
+    </w:p>
+    <w:p>
+      <w:r>
+        <w:rPr>
+          <w:b/>
+        </w:rPr>
+        <w:t>Data handling.</w:t>
+      </w:r>
+      <w:r>
+        <w:t xml:space="preserve"> Every tool result goes to the model provider behind </w:t>
+      </w:r>
+      <w:r>
+        <w:rPr>
+          <w:rFonts w:ascii="Courier New" w:hAnsi="Courier New"/>
+        </w:rPr>
+        <w:t>lab-chat</w:t>
+      </w:r>
+      <w:r>
+        <w:t>. With a cloud provider, that is an external service. Use lab data only. Never connect the lab to customer environments or load customer data unless the provider is approved for that data.</w:t>
       </w:r>
     </w:p>
     <w:p>
       <w:pPr>
-        <w:pStyle w:val="ListBullet"/>
+        <w:pStyle w:val="Heading2"/>
       </w:pPr>
       <w:r>
-        <w:t xml:space="preserve">  **Complex Queries**: You can ask complex questions like "Find all hosts with IP 1.2.3.4" or "Show me the policy for the Finance layer."</w:t>
+        <w:t>Troubleshooting</w:t>
+      </w:r>
+    </w:p>
+    <w:p>
+      <w:r>
+        <w:t>| Symptom | Cause | Fix |</w:t>
+      </w:r>
+    </w:p>
+    <w:p>
+      <w:r>
+        <w:t xml:space="preserve">| </w:t>
+      </w:r>
+      <w:r>
+        <w:rPr>
+          <w:rFonts w:ascii="Courier New" w:hAnsi="Courier New"/>
+        </w:rPr>
+        <w:t>Either management host or S1C URL must be provided</w:t>
+      </w:r>
+      <w:r>
+        <w:t xml:space="preserve"> | No management settings in </w:t>
+      </w:r>
+      <w:r>
+        <w:rPr>
+          <w:rFonts w:ascii="Courier New" w:hAnsi="Courier New"/>
+        </w:rPr>
+        <w:t>.env</w:t>
+      </w:r>
+      <w:r>
+        <w:t xml:space="preserve"> | Set </w:t>
+      </w:r>
+      <w:r>
+        <w:rPr>
+          <w:rFonts w:ascii="Courier New" w:hAnsi="Courier New"/>
+        </w:rPr>
+        <w:t>MANAGEMENT_HOST</w:t>
+      </w:r>
+      <w:r>
+        <w:t xml:space="preserve"> (or </w:t>
+      </w:r>
+      <w:r>
+        <w:rPr>
+          <w:rFonts w:ascii="Courier New" w:hAnsi="Courier New"/>
+        </w:rPr>
+        <w:t>S1C_URL</w:t>
+      </w:r>
+      <w:r>
+        <w:t xml:space="preserve">) and </w:t>
+      </w:r>
+      <w:r>
+        <w:rPr>
+          <w:rFonts w:ascii="Courier New" w:hAnsi="Courier New"/>
+        </w:rPr>
+        <w:t>MANAGEMENT_API_KEY</w:t>
+      </w:r>
+      <w:r>
+        <w:t xml:space="preserve">, then </w:t>
+      </w:r>
+      <w:r>
+        <w:rPr>
+          <w:rFonts w:ascii="Courier New" w:hAnsi="Courier New"/>
+        </w:rPr>
+        <w:t>docker compose up -d mcp-quantum-management</w:t>
+      </w:r>
+      <w:r>
+        <w:t xml:space="preserve"> |</w:t>
+      </w:r>
+    </w:p>
+    <w:p>
+      <w:r>
+        <w:t xml:space="preserve">| </w:t>
+      </w:r>
+      <w:r>
+        <w:rPr>
+          <w:rFonts w:ascii="Courier New" w:hAnsi="Courier New"/>
+        </w:rPr>
+        <w:t>docker compose logs mcp-quantum-management</w:t>
+      </w:r>
+      <w:r>
+        <w:t xml:space="preserve"> shows </w:t>
+      </w:r>
+      <w:r>
+        <w:rPr>
+          <w:rFonts w:ascii="Courier New" w:hAnsi="Courier New"/>
+        </w:rPr>
+        <w:t>WARNING: MANAGEMENT_HOST is set without MANAGEMENT_API_KEY</w:t>
+      </w:r>
+      <w:r>
+        <w:t xml:space="preserve"> | A host without a way to sign in is ignored | Add </w:t>
+      </w:r>
+      <w:r>
+        <w:rPr>
+          <w:rFonts w:ascii="Courier New" w:hAnsi="Courier New"/>
+        </w:rPr>
+        <w:t>MANAGEMENT_API_KEY</w:t>
+      </w:r>
+      <w:r>
+        <w:t xml:space="preserve"> (or </w:t>
+      </w:r>
+      <w:r>
+        <w:rPr>
+          <w:rFonts w:ascii="Courier New" w:hAnsi="Courier New"/>
+        </w:rPr>
+        <w:t>MANAGEMENT_USERNAME</w:t>
+      </w:r>
+      <w:r>
+        <w:t xml:space="preserve"> and </w:t>
+      </w:r>
+      <w:r>
+        <w:rPr>
+          <w:rFonts w:ascii="Courier New" w:hAnsi="Courier New"/>
+        </w:rPr>
+        <w:t>MANAGEMENT_PASSWORD</w:t>
+      </w:r>
+      <w:r>
+        <w:t xml:space="preserve">), then </w:t>
+      </w:r>
+      <w:r>
+        <w:rPr>
+          <w:rFonts w:ascii="Courier New" w:hAnsi="Courier New"/>
+        </w:rPr>
+        <w:t>docker compose up -d mcp-quantum-management</w:t>
+      </w:r>
+      <w:r>
+        <w:t xml:space="preserve"> |</w:t>
+      </w:r>
+    </w:p>
+    <w:p>
+      <w:r>
+        <w:t xml:space="preserve">| </w:t>
+      </w:r>
+      <w:r>
+        <w:rPr>
+          <w:rFonts w:ascii="Courier New" w:hAnsi="Courier New"/>
+        </w:rPr>
+        <w:t>TLS certificate verification failed</w:t>
+      </w:r>
+      <w:r>
+        <w:t xml:space="preserve"> | Self-signed certificate, or the name does not match | See </w:t>
+      </w:r>
+      <w:r>
+        <w:rPr>
+          <w:b/>
+        </w:rPr>
+        <w:t>Certificates</w:t>
+      </w:r>
+      <w:r>
+        <w:t xml:space="preserve"> above |</w:t>
+      </w:r>
+    </w:p>
+    <w:p>
+      <w:r>
+        <w:t xml:space="preserve">| </w:t>
+      </w:r>
+      <w:r>
+        <w:rPr>
+          <w:rFonts w:ascii="Courier New" w:hAnsi="Courier New"/>
+        </w:rPr>
+        <w:t>MCP error -32001: Request timed out</w:t>
+      </w:r>
+      <w:r>
+        <w:t xml:space="preserve"> | </w:t>
+      </w:r>
+      <w:r>
+        <w:rPr>
+          <w:rFonts w:ascii="Courier New" w:hAnsi="Courier New"/>
+        </w:rPr>
+        <w:t>MANAGEMENT_HOST</w:t>
+      </w:r>
+      <w:r>
+        <w:t xml:space="preserve"> is unreachable from the Docker host, or replies do not route back | </w:t>
+      </w:r>
+      <w:r>
+        <w:rPr>
+          <w:rFonts w:ascii="Courier New" w:hAnsi="Courier New"/>
+        </w:rPr>
+        <w:t>./scripts/doctor.sh --preflight --online</w:t>
+      </w:r>
+      <w:r>
+        <w:t xml:space="preserve"> tests reachability. See </w:t>
+      </w:r>
+      <w:r>
+        <w:rPr>
+          <w:b/>
+        </w:rPr>
+        <w:t>Lab connectivity</w:t>
+      </w:r>
+      <w:r>
+        <w:t xml:space="preserve"> in the </w:t>
+      </w:r>
+      <w:r>
+        <w:t>Direct and MCP Gateway agents lab</w:t>
+      </w:r>
+      <w:r>
+        <w:t xml:space="preserve"> (MCP_Gateway_Agent_Guide.md)</w:t>
+      </w:r>
+      <w:r>
+        <w:t xml:space="preserve"> |</w:t>
+      </w:r>
+    </w:p>
+    <w:p>
+      <w:r>
+        <w:t>| HTTP 429 (too many requests) from the Management Server | The Management Server limits logins; every new MCP session logs in | Wait one or two minutes. Keep one chat session per exercise |</w:t>
+      </w:r>
+    </w:p>
+    <w:p>
+      <w:r>
+        <w:t xml:space="preserve">| The MCP Gateway agent answers with HTTP 401 | The token in the builder differs from </w:t>
+      </w:r>
+      <w:r>
+        <w:rPr>
+          <w:rFonts w:ascii="Courier New" w:hAnsi="Courier New"/>
+        </w:rPr>
+        <w:t>MCP_GATEWAY_TOKEN</w:t>
+      </w:r>
+      <w:r>
+        <w:t xml:space="preserve"> in </w:t>
+      </w:r>
+      <w:r>
+        <w:rPr>
+          <w:rFonts w:ascii="Courier New" w:hAnsi="Courier New"/>
+        </w:rPr>
+        <w:t>.env</w:t>
+      </w:r>
+      <w:r>
+        <w:t xml:space="preserve"> | n8n: </w:t>
+      </w:r>
+      <w:r>
+        <w:rPr>
+          <w:rFonts w:ascii="Courier New" w:hAnsi="Courier New"/>
+        </w:rPr>
+        <w:t>docker compose run --rm n8n-import</w:t>
+      </w:r>
+      <w:r>
+        <w:t xml:space="preserve">. Flowise and Langflow: </w:t>
+      </w:r>
+      <w:r>
+        <w:rPr>
+          <w:rFonts w:ascii="Courier New" w:hAnsi="Courier New"/>
+        </w:rPr>
+        <w:t>docker compose run --rm builders-import</w:t>
+      </w:r>
+      <w:r>
+        <w:t xml:space="preserve"> |</w:t>
+      </w:r>
+    </w:p>
+    <w:p>
+      <w:r>
+        <w:t xml:space="preserve">| The MCP Gateway agent has no tools, or fails while the Direct agent works | The gateway started before the server was ready, or still uses sessions to an old server container | </w:t>
+      </w:r>
+      <w:r>
+        <w:rPr>
+          <w:rFonts w:ascii="Courier New" w:hAnsi="Courier New"/>
+        </w:rPr>
+        <w:t>docker compose restart mcp-gateway</w:t>
+      </w:r>
+      <w:r>
+        <w:t xml:space="preserve"> |</w:t>
+      </w:r>
+    </w:p>
+    <w:p>
+      <w:r>
+        <w:t xml:space="preserve">| </w:t>
+      </w:r>
+      <w:r>
+        <w:rPr>
+          <w:b/>
+        </w:rPr>
+        <w:t>Friendly error</w:t>
+      </w:r>
+      <w:r>
+        <w:t xml:space="preserve">: the lab model endpoint is not reachable | LiteLLM is not running | </w:t>
+      </w:r>
+      <w:r>
+        <w:rPr>
+          <w:rFonts w:ascii="Courier New" w:hAnsi="Courier New"/>
+        </w:rPr>
+        <w:t>docker compose up -d litellm</w:t>
+      </w:r>
+      <w:r>
+        <w:t xml:space="preserve"> |</w:t>
+      </w:r>
+    </w:p>
+    <w:p>
+      <w:r>
+        <w:t xml:space="preserve">| </w:t>
+      </w:r>
+      <w:r>
+        <w:rPr>
+          <w:b/>
+        </w:rPr>
+        <w:t>Friendly error</w:t>
+      </w:r>
+      <w:r>
+        <w:t xml:space="preserve">: LiteLLM could not serve the </w:t>
+      </w:r>
+      <w:r>
+        <w:rPr>
+          <w:rFonts w:ascii="Courier New" w:hAnsi="Courier New"/>
+        </w:rPr>
+        <w:t>lab-chat</w:t>
+      </w:r>
+      <w:r>
+        <w:t xml:space="preserve"> model | No working model provider key, or the provider failed | Check the key in </w:t>
+      </w:r>
+      <w:r>
+        <w:rPr>
+          <w:rFonts w:ascii="Courier New" w:hAnsi="Courier New"/>
+        </w:rPr>
+        <w:t>.env</w:t>
+      </w:r>
+      <w:r>
+        <w:t xml:space="preserve">, then </w:t>
+      </w:r>
+      <w:r>
+        <w:rPr>
+          <w:rFonts w:ascii="Courier New" w:hAnsi="Courier New"/>
+        </w:rPr>
+        <w:t>docker compose logs litellm</w:t>
+      </w:r>
+      <w:r>
+        <w:t xml:space="preserve"> |</w:t>
+      </w:r>
+    </w:p>
+    <w:p>
+      <w:r>
+        <w:t>| The hosted chat URL asks for a password | HTTP Basic authentication on the chat trigger | Sign in with the lab admin email and password |</w:t>
+      </w:r>
+    </w:p>
+    <w:p>
+      <w:r>
+        <w:rPr>
+          <w:i/>
+        </w:rPr>
+        <w:t>Related:</w:t>
+      </w:r>
+      <w:r>
+        <w:t xml:space="preserve"> </w:t>
+      </w:r>
+      <w:r>
+        <w:t>The MCP Gateway, Explained</w:t>
+      </w:r>
+      <w:r>
+        <w:t xml:space="preserve"> (MCP_Gateway_Explained.md)</w:t>
+      </w:r>
+      <w:r>
+        <w:t xml:space="preserve"> · </w:t>
+      </w:r>
+      <w:r>
+        <w:t>Direct and MCP Gateway agents lab</w:t>
+      </w:r>
+      <w:r>
+        <w:t xml:space="preserve"> (MCP_Gateway_Agent_Guide.md)</w:t>
+      </w:r>
+      <w:r>
+        <w:t xml:space="preserve"> · </w:t>
+      </w:r>
+      <w:r>
+        <w:t>Management Logs</w:t>
+      </w:r>
+      <w:r>
+        <w:t xml:space="preserve"> (Management_Logs_MCP_Agent_Guide.md)</w:t>
+      </w:r>
+      <w:r>
+        <w:t xml:space="preserve"> · </w:t>
+      </w:r>
+      <w:r>
+        <w:t>Threat Prevention</w:t>
+      </w:r>
+      <w:r>
+        <w:t xml:space="preserve"> (Threat_Prevention_MCP_Agent_Guide.md)</w:t>
       </w:r>
     </w:p>
     <w:sectPr>
